--- a/Results/mavoglurant_results.docx
+++ b/Results/mavoglurant_results.docx
@@ -472,7 +472,7 @@
                 <w:szCs w:val="22"/>
                 <w:color w:val="000000"/>
               </w:rPr>
-              <w:t xml:space="preserve">26.7862</w:t>
+              <w:t xml:space="preserve">26.7734</w:t>
             </w:r>
           </w:p>
         </w:tc>
@@ -642,7 +642,7 @@
                 <w:szCs w:val="22"/>
                 <w:color w:val="000000"/>
               </w:rPr>
-              <w:t xml:space="preserve">53.3564</w:t>
+              <w:t xml:space="preserve">53.3257</w:t>
             </w:r>
           </w:p>
         </w:tc>
@@ -812,7 +812,7 @@
                 <w:szCs w:val="22"/>
                 <w:color w:val="000000"/>
               </w:rPr>
-              <w:t xml:space="preserve">30.3211</w:t>
+              <w:t xml:space="preserve">30.4686</w:t>
             </w:r>
           </w:p>
         </w:tc>
@@ -982,7 +982,7 @@
                 <w:szCs w:val="22"/>
                 <w:color w:val="000000"/>
               </w:rPr>
-              <w:t xml:space="preserve">62.4287</w:t>
+              <w:t xml:space="preserve">62.7671</w:t>
             </w:r>
           </w:p>
         </w:tc>
@@ -1322,7 +1322,7 @@
                 <w:szCs w:val="22"/>
                 <w:color w:val="000000"/>
               </w:rPr>
-              <w:t xml:space="preserve">0.2659</w:t>
+              <w:t xml:space="preserve">0.2654</w:t>
             </w:r>
           </w:p>
         </w:tc>
@@ -1492,7 +1492,7 @@
                 <w:szCs w:val="22"/>
                 <w:color w:val="000000"/>
               </w:rPr>
-              <w:t xml:space="preserve">0.8290</w:t>
+              <w:t xml:space="preserve">0.8277</w:t>
             </w:r>
           </w:p>
         </w:tc>
@@ -1662,7 +1662,7 @@
                 <w:szCs w:val="22"/>
                 <w:color w:val="000000"/>
               </w:rPr>
-              <w:t xml:space="preserve">0.7274</w:t>
+              <w:t xml:space="preserve">0.7279</w:t>
             </w:r>
           </w:p>
         </w:tc>
@@ -1832,7 +1832,7 @@
                 <w:szCs w:val="22"/>
                 <w:color w:val="000000"/>
               </w:rPr>
-              <w:t xml:space="preserve">0.8149</w:t>
+              <w:t xml:space="preserve">0.8265</w:t>
             </w:r>
           </w:p>
         </w:tc>
@@ -2002,7 +2002,7 @@
                 <w:szCs w:val="22"/>
                 <w:color w:val="000000"/>
               </w:rPr>
-              <w:t xml:space="preserve">0.5080</w:t>
+              <w:t xml:space="preserve">0.5100</w:t>
             </w:r>
           </w:p>
         </w:tc>
@@ -2342,7 +2342,7 @@
                 <w:szCs w:val="22"/>
                 <w:color w:val="000000"/>
               </w:rPr>
-              <w:t xml:space="preserve">0.2188</w:t>
+              <w:t xml:space="preserve">0.2151</w:t>
             </w:r>
           </w:p>
         </w:tc>
@@ -2512,7 +2512,7 @@
                 <w:szCs w:val="22"/>
                 <w:color w:val="000000"/>
               </w:rPr>
-              <w:t xml:space="preserve">0.4272</w:t>
+              <w:t xml:space="preserve">0.4046</w:t>
             </w:r>
           </w:p>
         </w:tc>
@@ -2682,7 +2682,7 @@
                 <w:szCs w:val="22"/>
                 <w:color w:val="000000"/>
               </w:rPr>
-              <w:t xml:space="preserve">0.5712</w:t>
+              <w:t xml:space="preserve">0.5697</w:t>
             </w:r>
           </w:p>
         </w:tc>
@@ -2852,7 +2852,7 @@
                 <w:szCs w:val="22"/>
                 <w:color w:val="000000"/>
               </w:rPr>
-              <w:t xml:space="preserve">0.2321</w:t>
+              <w:t xml:space="preserve">0.2399</w:t>
             </w:r>
           </w:p>
         </w:tc>
@@ -3192,7 +3192,7 @@
                 <w:szCs w:val="22"/>
                 <w:color w:val="000000"/>
               </w:rPr>
-              <w:t xml:space="preserve">33.8010</w:t>
+              <w:t xml:space="preserve">34.7879</w:t>
             </w:r>
           </w:p>
         </w:tc>
@@ -3702,7 +3702,7 @@
                 <w:szCs w:val="22"/>
                 <w:color w:val="000000"/>
               </w:rPr>
-              <w:t xml:space="preserve">25728.27</w:t>
+              <w:t xml:space="preserve">25744.56</w:t>
             </w:r>
           </w:p>
         </w:tc>
@@ -3757,7 +3757,7 @@
                 <w:szCs w:val="22"/>
                 <w:color w:val="000000"/>
               </w:rPr>
-              <w:t xml:space="preserve">25860.99</w:t>
+              <w:t xml:space="preserve">25867.71</w:t>
             </w:r>
           </w:p>
         </w:tc>
@@ -3872,7 +3872,7 @@
                 <w:szCs w:val="22"/>
                 <w:color w:val="000000"/>
               </w:rPr>
-              <w:t xml:space="preserve">25756.27</w:t>
+              <w:t xml:space="preserve">25772.56</w:t>
             </w:r>
           </w:p>
         </w:tc>
@@ -3927,7 +3927,7 @@
                 <w:szCs w:val="22"/>
                 <w:color w:val="000000"/>
               </w:rPr>
-              <w:t xml:space="preserve">25888.99</w:t>
+              <w:t xml:space="preserve">25895.71</w:t>
             </w:r>
           </w:p>
         </w:tc>
@@ -4042,7 +4042,7 @@
                 <w:szCs w:val="22"/>
                 <w:color w:val="000000"/>
               </w:rPr>
-              <w:t xml:space="preserve">25802.31</w:t>
+              <w:t xml:space="preserve">25818.60</w:t>
             </w:r>
           </w:p>
         </w:tc>
@@ -4097,7 +4097,7 @@
                 <w:szCs w:val="22"/>
                 <w:color w:val="000000"/>
               </w:rPr>
-              <w:t xml:space="preserve">25935.02</w:t>
+              <w:t xml:space="preserve">25941.74</w:t>
             </w:r>
           </w:p>
         </w:tc>
@@ -4212,7 +4212,7 @@
                 <w:szCs w:val="22"/>
                 <w:color w:val="000000"/>
               </w:rPr>
-              <w:t xml:space="preserve">25814.94</w:t>
+              <w:t xml:space="preserve">25831.24</w:t>
             </w:r>
           </w:p>
         </w:tc>
@@ -4267,7 +4267,7 @@
                 <w:szCs w:val="22"/>
                 <w:color w:val="000000"/>
               </w:rPr>
-              <w:t xml:space="preserve">25947.66</w:t>
+              <w:t xml:space="preserve">25954.38</w:t>
             </w:r>
           </w:p>
         </w:tc>
